--- a/tillsyn/A 34809-2024 tillsynsbegäran.docx
+++ b/tillsyn/A 34809-2024 tillsynsbegäran.docx
@@ -227,7 +227,7 @@
     <w:r>
       <w:tab/>
       <w:tab/>
-      <w:t>2026-09-14</w:t>
+      <w:t>2026-09-15</w:t>
       <w:br/>
       <w:br/>
     </w:r>

--- a/tillsyn/A 34809-2024 tillsynsbegäran.docx
+++ b/tillsyn/A 34809-2024 tillsynsbegäran.docx
@@ -227,7 +227,7 @@
     <w:r>
       <w:tab/>
       <w:tab/>
-      <w:t>2026-09-15</w:t>
+      <w:t>2026-09-16</w:t>
       <w:br/>
       <w:br/>
     </w:r>

--- a/tillsyn/A 34809-2024 tillsynsbegäran.docx
+++ b/tillsyn/A 34809-2024 tillsynsbegäran.docx
@@ -227,7 +227,7 @@
     <w:r>
       <w:tab/>
       <w:tab/>
-      <w:t>2026-09-16</w:t>
+      <w:t>2026-09-17</w:t>
       <w:br/>
       <w:br/>
     </w:r>

--- a/tillsyn/A 34809-2024 tillsynsbegäran.docx
+++ b/tillsyn/A 34809-2024 tillsynsbegäran.docx
@@ -227,7 +227,7 @@
     <w:r>
       <w:tab/>
       <w:tab/>
-      <w:t>2026-09-17</w:t>
+      <w:t>2026-09-18</w:t>
       <w:br/>
       <w:br/>
     </w:r>

--- a/tillsyn/A 34809-2024 tillsynsbegäran.docx
+++ b/tillsyn/A 34809-2024 tillsynsbegäran.docx
@@ -227,7 +227,7 @@
     <w:r>
       <w:tab/>
       <w:tab/>
-      <w:t>2026-09-18</w:t>
+      <w:t>2026-09-19</w:t>
       <w:br/>
       <w:br/>
     </w:r>

--- a/tillsyn/A 34809-2024 tillsynsbegäran.docx
+++ b/tillsyn/A 34809-2024 tillsynsbegäran.docx
@@ -227,7 +227,7 @@
     <w:r>
       <w:tab/>
       <w:tab/>
-      <w:t>2026-09-19</w:t>
+      <w:t>2026-09-21</w:t>
       <w:br/>
       <w:br/>
     </w:r>

--- a/tillsyn/A 34809-2024 tillsynsbegäran.docx
+++ b/tillsyn/A 34809-2024 tillsynsbegäran.docx
@@ -227,7 +227,7 @@
     <w:r>
       <w:tab/>
       <w:tab/>
-      <w:t>2026-09-21</w:t>
+      <w:t>2026-09-23</w:t>
       <w:br/>
       <w:br/>
     </w:r>

--- a/tillsyn/A 34809-2024 tillsynsbegäran.docx
+++ b/tillsyn/A 34809-2024 tillsynsbegäran.docx
@@ -227,7 +227,7 @@
     <w:r>
       <w:tab/>
       <w:tab/>
-      <w:t>2026-09-23</w:t>
+      <w:t>2026-09-24</w:t>
       <w:br/>
       <w:br/>
     </w:r>

--- a/tillsyn/A 34809-2024 tillsynsbegäran.docx
+++ b/tillsyn/A 34809-2024 tillsynsbegäran.docx
@@ -227,7 +227,7 @@
     <w:r>
       <w:tab/>
       <w:tab/>
-      <w:t>2026-09-24</w:t>
+      <w:t>2026-09-25</w:t>
       <w:br/>
       <w:br/>
     </w:r>

--- a/tillsyn/A 34809-2024 tillsynsbegäran.docx
+++ b/tillsyn/A 34809-2024 tillsynsbegäran.docx
@@ -227,7 +227,7 @@
     <w:r>
       <w:tab/>
       <w:tab/>
-      <w:t>2026-09-25</w:t>
+      <w:t>2026-09-26</w:t>
       <w:br/>
       <w:br/>
     </w:r>

--- a/tillsyn/A 34809-2024 tillsynsbegäran.docx
+++ b/tillsyn/A 34809-2024 tillsynsbegäran.docx
@@ -227,7 +227,7 @@
     <w:r>
       <w:tab/>
       <w:tab/>
-      <w:t>2026-09-26</w:t>
+      <w:t>2026-09-27</w:t>
       <w:br/>
       <w:br/>
     </w:r>

--- a/tillsyn/A 34809-2024 tillsynsbegäran.docx
+++ b/tillsyn/A 34809-2024 tillsynsbegäran.docx
@@ -227,7 +227,7 @@
     <w:r>
       <w:tab/>
       <w:tab/>
-      <w:t>2026-09-27</w:t>
+      <w:t>2026-09-28</w:t>
       <w:br/>
       <w:br/>
     </w:r>

--- a/tillsyn/A 34809-2024 tillsynsbegäran.docx
+++ b/tillsyn/A 34809-2024 tillsynsbegäran.docx
@@ -227,7 +227,7 @@
     <w:r>
       <w:tab/>
       <w:tab/>
-      <w:t>2026-09-28</w:t>
+      <w:t>2026-09-29</w:t>
       <w:br/>
       <w:br/>
     </w:r>

--- a/tillsyn/A 34809-2024 tillsynsbegäran.docx
+++ b/tillsyn/A 34809-2024 tillsynsbegäran.docx
@@ -227,7 +227,7 @@
     <w:r>
       <w:tab/>
       <w:tab/>
-      <w:t>2026-09-29</w:t>
+      <w:t>2026-09-30</w:t>
       <w:br/>
       <w:br/>
     </w:r>

--- a/tillsyn/A 34809-2024 tillsynsbegäran.docx
+++ b/tillsyn/A 34809-2024 tillsynsbegäran.docx
@@ -227,7 +227,7 @@
     <w:r>
       <w:tab/>
       <w:tab/>
-      <w:t>2026-09-30</w:t>
+      <w:t>2026-10-01</w:t>
       <w:br/>
       <w:br/>
     </w:r>

--- a/tillsyn/A 34809-2024 tillsynsbegäran.docx
+++ b/tillsyn/A 34809-2024 tillsynsbegäran.docx
@@ -227,7 +227,7 @@
     <w:r>
       <w:tab/>
       <w:tab/>
-      <w:t>2026-10-01</w:t>
+      <w:t>2026-10-02</w:t>
       <w:br/>
       <w:br/>
     </w:r>

--- a/tillsyn/A 34809-2024 tillsynsbegäran.docx
+++ b/tillsyn/A 34809-2024 tillsynsbegäran.docx
@@ -227,7 +227,7 @@
     <w:r>
       <w:tab/>
       <w:tab/>
-      <w:t>2026-10-02</w:t>
+      <w:t>2026-10-03</w:t>
       <w:br/>
       <w:br/>
     </w:r>

--- a/tillsyn/A 34809-2024 tillsynsbegäran.docx
+++ b/tillsyn/A 34809-2024 tillsynsbegäran.docx
@@ -227,7 +227,7 @@
     <w:r>
       <w:tab/>
       <w:tab/>
-      <w:t>2026-10-03</w:t>
+      <w:t>2026-10-04</w:t>
       <w:br/>
       <w:br/>
     </w:r>

--- a/tillsyn/A 34809-2024 tillsynsbegäran.docx
+++ b/tillsyn/A 34809-2024 tillsynsbegäran.docx
@@ -227,7 +227,7 @@
     <w:r>
       <w:tab/>
       <w:tab/>
-      <w:t>2026-10-04</w:t>
+      <w:t>2026-10-05</w:t>
       <w:br/>
       <w:br/>
     </w:r>

--- a/tillsyn/A 34809-2024 tillsynsbegäran.docx
+++ b/tillsyn/A 34809-2024 tillsynsbegäran.docx
@@ -227,7 +227,7 @@
     <w:r>
       <w:tab/>
       <w:tab/>
-      <w:t>2026-10-05</w:t>
+      <w:t>2026-10-06</w:t>
       <w:br/>
       <w:br/>
     </w:r>

--- a/tillsyn/A 34809-2024 tillsynsbegäran.docx
+++ b/tillsyn/A 34809-2024 tillsynsbegäran.docx
@@ -227,7 +227,7 @@
     <w:r>
       <w:tab/>
       <w:tab/>
-      <w:t>2026-10-06</w:t>
+      <w:t>2026-10-07</w:t>
       <w:br/>
       <w:br/>
     </w:r>

--- a/tillsyn/A 34809-2024 tillsynsbegäran.docx
+++ b/tillsyn/A 34809-2024 tillsynsbegäran.docx
@@ -227,7 +227,7 @@
     <w:r>
       <w:tab/>
       <w:tab/>
-      <w:t>2026-10-07</w:t>
+      <w:t>2026-10-08</w:t>
       <w:br/>
       <w:br/>
     </w:r>

--- a/tillsyn/A 34809-2024 tillsynsbegäran.docx
+++ b/tillsyn/A 34809-2024 tillsynsbegäran.docx
@@ -227,7 +227,7 @@
     <w:r>
       <w:tab/>
       <w:tab/>
-      <w:t>2026-10-08</w:t>
+      <w:t>2026-10-09</w:t>
       <w:br/>
       <w:br/>
     </w:r>

--- a/tillsyn/A 34809-2024 tillsynsbegäran.docx
+++ b/tillsyn/A 34809-2024 tillsynsbegäran.docx
@@ -227,7 +227,7 @@
     <w:r>
       <w:tab/>
       <w:tab/>
-      <w:t>2026-10-09</w:t>
+      <w:t>2026-10-10</w:t>
       <w:br/>
       <w:br/>
     </w:r>

--- a/tillsyn/A 34809-2024 tillsynsbegäran.docx
+++ b/tillsyn/A 34809-2024 tillsynsbegäran.docx
@@ -227,7 +227,7 @@
     <w:r>
       <w:tab/>
       <w:tab/>
-      <w:t>2026-10-10</w:t>
+      <w:t>2026-10-11</w:t>
       <w:br/>
       <w:br/>
     </w:r>

--- a/tillsyn/A 34809-2024 tillsynsbegäran.docx
+++ b/tillsyn/A 34809-2024 tillsynsbegäran.docx
@@ -227,7 +227,7 @@
     <w:r>
       <w:tab/>
       <w:tab/>
-      <w:t>2026-10-11</w:t>
+      <w:t>2026-10-12</w:t>
       <w:br/>
       <w:br/>
     </w:r>

--- a/tillsyn/A 34809-2024 tillsynsbegäran.docx
+++ b/tillsyn/A 34809-2024 tillsynsbegäran.docx
@@ -22,7 +22,7 @@
       <w:r>
         <w:drawing>
           <wp:inline xmlns:a="http://schemas.openxmlformats.org/drawingml/2006/main" xmlns:pic="http://schemas.openxmlformats.org/drawingml/2006/picture">
-            <wp:extent cx="5486400" cy="5391903"/>
+            <wp:extent cx="5486400" cy="5076446"/>
             <wp:docPr id="1" name="Picture 1"/>
             <wp:cNvGraphicFramePr>
               <a:graphicFrameLocks noChangeAspect="1"/>
@@ -43,7 +43,7 @@
                   <pic:spPr>
                     <a:xfrm>
                       <a:off x="0" y="0"/>
-                      <a:ext cx="5486400" cy="5391903"/>
+                      <a:ext cx="5486400" cy="5076446"/>
                     </a:xfrm>
                     <a:prstGeom prst="rect"/>
                   </pic:spPr>
@@ -60,12 +60,12 @@
         <w:spacing w:after="240"/>
       </w:pPr>
       <w:r>
-        <w:t>Figur 1. Fyndplatser för naturvårdsarter i avverkningsanmälan. Markörer utan svart kant är placerade på fyndplatsen. Markörer med svart kant är placerade vid sidan av fyndplatsen och har ett svart streck som visar fyndplatsens exakta position. Kartans mittpunktskoordinat är N 6356514, E 695753 i SWEREF 99 TM.</w:t>
+        <w:t>Figur 1. Fyndplatser för naturvårdsarter i och inom 11 meter från avverkningsanmälan. Markörer utan svart kant är placerade på fyndplatsen. Markörer med svart kant är placerade vid sidan av fyndplatsen och har ett svart streck som visar fyndplatsens exakta position. Kartans mittpunktskoordinat är N 6356514, E 695753 i SWEREF 99 TM.</w:t>
       </w:r>
     </w:p>
     <w:p>
       <w:r>
-        <w:t>I avverkningsanmälan finns fynd av 1 naturvårdsarter, varav 1 är rödlistad och 1 är fridlyst: brun ögontröst (NT, §8). Se Figur 1.</w:t>
+        <w:t>I och inom 11 meter från avverkningsanmälan finns fynd av 12 naturvårdsarter, varav 9 är rödlistade, 1 är fridlyst, 1 är typisk (T) och 3 är signalarter (S): granrotspindling (VU), gulsträngad fagerspindling (VU), narrspindling (VU), trollspindling (VU), vit taggsvamp (VU), blå slemspindling (NT, T), brun ögontröst (NT, §8), flattoppad klubbsvamp (NT), odörspindling (NT), anisspindling (S), besk kastanjemusseron (S) och svavelriska (S). Se Figur 1.</w:t>
       </w:r>
     </w:p>
     <w:p>
@@ -97,6 +97,112 @@
     <w:p>
       <w:r>
         <w:t>Nedan följer beskrivningar av de naturvårdsarter och fridlysta arter som har sina livsmiljöer och växtplatser i den avverkningsanmälda skogen. De påträffade naturvårdsarterna är ett tydligt kvitto på att det rör sig om en skog med höga naturvärden.</w:t>
+      </w:r>
+    </w:p>
+    <w:p>
+      <w:r>
+        <w:rPr>
+          <w:b/>
+        </w:rPr>
+        <w:t xml:space="preserve">Granrotspindling (VU) </w:t>
+      </w:r>
+      <w:r>
+        <w:t>bildar mykorrhiza med gran. Växer i djup barrförna, gärna i gamla myrstackar, i medelålders till äldre ängsgranskog på kalkrik mark.</w:t>
+      </w:r>
+      <w:r>
+        <w:rPr>
+          <w:b/>
+        </w:rPr>
+        <w:t xml:space="preserve"> </w:t>
+      </w:r>
+      <w:r>
+        <w:t>Minskningstakten uppgår till 30 % inom 50 år och överstiger gränsvärdet för Sårbar (VU) enligt A-kriteriet. (A2c+3c+4c). Arten missgynnas av avverkning och markberedning. Generellt bör lokaler som är särskilt rika på förekomster av sällsynta svampar säkerställas och lämnas för fri utveckling (SLU Artdatabanken, 2024).</w:t>
+      </w:r>
+    </w:p>
+    <w:p>
+      <w:r>
+        <w:rPr>
+          <w:b/>
+        </w:rPr>
+        <w:t>Gulsträngad fagerspindling (VU)</w:t>
+      </w:r>
+      <w:r>
+        <w:t>, som bildar mykorrhiza med tall och gran i luckig kalkbarrskog, har sin huvudsakliga utbredning på Gotland samt enstaka fynd på norra Öland. Arten är placerad högst upp i Skogsstyrelsens värdepyramid för bedömning av skog med höga naturvärden och hotas av slutavverkningar av äldre kontinuitetsbarrskog. Lokaler med arten måste skyddas från avverkning och kalkbrytning. Gulsträngad fagerspindling är globalt rödlistad som sårbar (VU) vilket innebär att Sverige har ett internationellt ansvar för arten (SLU Artdatabanken, 2024; Nitare &amp; Skogsstyrelsen, 2019; IUCN, 2019).</w:t>
+      </w:r>
+    </w:p>
+    <w:p>
+      <w:r>
+        <w:rPr>
+          <w:b/>
+        </w:rPr>
+        <w:t>Narrspindling (VU)</w:t>
+      </w:r>
+      <w:r>
+        <w:t xml:space="preserve"> bildar mykorrhiza med tall på kalkrik mark i luckig kalktallskog. Den är placerad högst upp i Skogsstyrelsens värdepyramid för bedömning av skog med höga naturvärden och är i Norden bara känd från ett fåtal lokaler på Gotland. Arten är mycket sårbar genom sin fåtaliga förekomst och bedöms ha minskat och fortsätter att minska, huvudsakligen p.g.a. slutavverkningar av äldre barrskog (SLU Artdatabanken, 2024; Nitare &amp; Skogsstyrelsen, 2019).</w:t>
+      </w:r>
+    </w:p>
+    <w:p>
+      <w:r>
+        <w:rPr>
+          <w:b/>
+        </w:rPr>
+        <w:t>Trollspindling (VU)</w:t>
+      </w:r>
+      <w:r>
+        <w:t xml:space="preserve"> är en ytterst sällsynt ädelspindling som bildar mykorrhiza med tall och gran i ljusöppen och luckig kalkbarrskog. Främsta hotet är rationellt skogsbruk med slutavverkning eller andra avverkningar. Skydda kända lokaler formellt och om svampen påträffas på nya lokaler bör även dessa skyddas (SLU Artdatabanken, 2026).</w:t>
+      </w:r>
+    </w:p>
+    <w:p>
+      <w:r>
+        <w:rPr>
+          <w:b/>
+        </w:rPr>
+        <w:t xml:space="preserve">Vit taggsvamp (VU) </w:t>
+      </w:r>
+      <w:r>
+        <w:t>bildar mykorrhiza med gran och tall i äldre ängsgranskog och hällmarksbarrskog på kalkrik mark. Kända aktuella lokaler finns endast på Gotland. Det främsta hotet mot arten är avverkning av dess värdträd gran och tall och kända lokaler bör undantas från avverkning för att säkra att dessa hålls intakta (SLU Artdatabanken, 2024).</w:t>
+      </w:r>
+    </w:p>
+    <w:p>
+      <w:r>
+        <w:rPr>
+          <w:b/>
+        </w:rPr>
+        <w:t>Blå slemspindling (NT)</w:t>
+      </w:r>
+      <w:r>
+        <w:t xml:space="preserve"> är en mykorrhizasvamp som förekommer i kalkgranskogar med välutvecklade mossmattor och ett örtrikt fältskikt. Den växer även på rik mark i ädellövskog under bok, ek. lind och hassel. Växtplatserna har ofta hög luftfuktighet och ligger gärna i anslutning till en bäck eller ett fuktdråg där marken inte blir helt uttorkad under sommaren. Arten signalerar höga naturvärden och växer ofta tillsammans med många andra ovanliga och rödlistade arter. Den totala populationen i landet bedöms ha minskat och väntas fortsätta minska, främst till följd av avverkning av kalkbarrskogar. Blå slemspindling är typisk art för </w:t>
+      </w:r>
+      <w:r>
+        <w:rPr>
+          <w:i/>
+        </w:rPr>
+        <w:t xml:space="preserve">9050 Näringsrik granskog </w:t>
+      </w:r>
+      <w:r>
+        <w:t>(SLU Artdatabanken, 2026; Nitare &amp; Skogsstyrelsen, 2019).</w:t>
+      </w:r>
+    </w:p>
+    <w:p>
+      <w:r>
+        <w:rPr>
+          <w:b/>
+        </w:rPr>
+        <w:t xml:space="preserve">Flattoppad klubbsvamp (NT) </w:t>
+      </w:r>
+      <w:r>
+        <w:t>bildar mykorrhiza med gran och växer i äldre barrskog på näringsrik, kalkpåverkad mark. Växtmiljön utgörs vanligen av örtrika granskogar med höga naturvärden, gärna påverkade av ytligt och rörligt markvatten. Svampen kräver välutvecklade gamla mossmattor med konstant fuktigt mikroklimat och hotas främst av slutavverkning av äldre ängsgranskogar på näringsrik mark. Artens lokaler bör undantas från skogsbruk (SLU Artdatabanken, 2024).</w:t>
+      </w:r>
+    </w:p>
+    <w:p>
+      <w:r>
+        <w:rPr>
+          <w:b/>
+        </w:rPr>
+        <w:t>Odörspindling (NT)</w:t>
+      </w:r>
+      <w:r>
+        <w:t xml:space="preserve"> bildar mykorrhiza med gran och tall i örtrik kalkbarrskog. Den uppträder huvudsakligen i äldre barrskogar så kallade ”bondeskogar” med en lång trädkontinuitet. Minskningstakten uppgår till 15 % inom 50 år och bedöms vara nära gränsvärdet för Sårbar (VU). (A2c+3c+4c). Virkesrika, äldre barrskogar med hög bonitet, på bättre jordar är en bristvara i befintliga, skyddade områden i Sverige och fler örtrika barrskogar med trädkontinuitet måste skyddas i större utsträckning än vad som tidigare gjorts. Områden med odörspindling bör inte gallras eller plockhuggas om inte huggningen efterföljs av skogsbete (SLU Artdatabanken, 2024).</w:t>
       </w:r>
     </w:p>
     <w:sectPr>
@@ -227,7 +333,7 @@
     <w:r>
       <w:tab/>
       <w:tab/>
-      <w:t>2026-10-12</w:t>
+      <w:t>2026-10-13</w:t>
       <w:br/>
       <w:br/>
     </w:r>

--- a/tillsyn/A 34809-2024 tillsynsbegäran.docx
+++ b/tillsyn/A 34809-2024 tillsynsbegäran.docx
@@ -333,7 +333,7 @@
     <w:r>
       <w:tab/>
       <w:tab/>
-      <w:t>2026-10-13</w:t>
+      <w:t>2026-10-14</w:t>
       <w:br/>
       <w:br/>
     </w:r>

--- a/tillsyn/A 34809-2024 tillsynsbegäran.docx
+++ b/tillsyn/A 34809-2024 tillsynsbegäran.docx
@@ -333,7 +333,7 @@
     <w:r>
       <w:tab/>
       <w:tab/>
-      <w:t>2026-10-14</w:t>
+      <w:t>2026-10-15</w:t>
       <w:br/>
       <w:br/>
     </w:r>

--- a/tillsyn/A 34809-2024 tillsynsbegäran.docx
+++ b/tillsyn/A 34809-2024 tillsynsbegäran.docx
@@ -333,7 +333,7 @@
     <w:r>
       <w:tab/>
       <w:tab/>
-      <w:t>2026-10-15</w:t>
+      <w:t>2026-10-16</w:t>
       <w:br/>
       <w:br/>
     </w:r>

--- a/tillsyn/A 34809-2024 tillsynsbegäran.docx
+++ b/tillsyn/A 34809-2024 tillsynsbegäran.docx
@@ -333,7 +333,7 @@
     <w:r>
       <w:tab/>
       <w:tab/>
-      <w:t>2026-10-16</w:t>
+      <w:t>2026-10-17</w:t>
       <w:br/>
       <w:br/>
     </w:r>

--- a/tillsyn/A 34809-2024 tillsynsbegäran.docx
+++ b/tillsyn/A 34809-2024 tillsynsbegäran.docx
@@ -333,7 +333,7 @@
     <w:r>
       <w:tab/>
       <w:tab/>
-      <w:t>2026-10-17</w:t>
+      <w:t>2026-10-18</w:t>
       <w:br/>
       <w:br/>
     </w:r>

--- a/tillsyn/A 34809-2024 tillsynsbegäran.docx
+++ b/tillsyn/A 34809-2024 tillsynsbegäran.docx
@@ -333,7 +333,7 @@
     <w:r>
       <w:tab/>
       <w:tab/>
-      <w:t>2026-10-18</w:t>
+      <w:t>2026-10-19</w:t>
       <w:br/>
       <w:br/>
     </w:r>

--- a/tillsyn/A 34809-2024 tillsynsbegäran.docx
+++ b/tillsyn/A 34809-2024 tillsynsbegäran.docx
@@ -333,7 +333,7 @@
     <w:r>
       <w:tab/>
       <w:tab/>
-      <w:t>2026-10-19</w:t>
+      <w:t>2026-10-20</w:t>
       <w:br/>
       <w:br/>
     </w:r>

--- a/tillsyn/A 34809-2024 tillsynsbegäran.docx
+++ b/tillsyn/A 34809-2024 tillsynsbegäran.docx
@@ -333,7 +333,7 @@
     <w:r>
       <w:tab/>
       <w:tab/>
-      <w:t>2026-10-20</w:t>
+      <w:t>2026-10-21</w:t>
       <w:br/>
       <w:br/>
     </w:r>

--- a/tillsyn/A 34809-2024 tillsynsbegäran.docx
+++ b/tillsyn/A 34809-2024 tillsynsbegäran.docx
@@ -333,7 +333,7 @@
     <w:r>
       <w:tab/>
       <w:tab/>
-      <w:t>2026-10-21</w:t>
+      <w:t>2026-10-22</w:t>
       <w:br/>
       <w:br/>
     </w:r>

--- a/tillsyn/A 34809-2024 tillsynsbegäran.docx
+++ b/tillsyn/A 34809-2024 tillsynsbegäran.docx
@@ -333,7 +333,7 @@
     <w:r>
       <w:tab/>
       <w:tab/>
-      <w:t>2026-10-22</w:t>
+      <w:t>2026-10-23</w:t>
       <w:br/>
       <w:br/>
     </w:r>

--- a/tillsyn/A 34809-2024 tillsynsbegäran.docx
+++ b/tillsyn/A 34809-2024 tillsynsbegäran.docx
@@ -333,7 +333,7 @@
     <w:r>
       <w:tab/>
       <w:tab/>
-      <w:t>2026-10-23</w:t>
+      <w:t>2026-10-24</w:t>
       <w:br/>
       <w:br/>
     </w:r>

--- a/tillsyn/A 34809-2024 tillsynsbegäran.docx
+++ b/tillsyn/A 34809-2024 tillsynsbegäran.docx
@@ -333,7 +333,7 @@
     <w:r>
       <w:tab/>
       <w:tab/>
-      <w:t>2026-10-24</w:t>
+      <w:t>2026-10-25</w:t>
       <w:br/>
       <w:br/>
     </w:r>

--- a/tillsyn/A 34809-2024 tillsynsbegäran.docx
+++ b/tillsyn/A 34809-2024 tillsynsbegäran.docx
@@ -333,7 +333,7 @@
     <w:r>
       <w:tab/>
       <w:tab/>
-      <w:t>2026-10-25</w:t>
+      <w:t>2026-10-26</w:t>
       <w:br/>
       <w:br/>
     </w:r>

--- a/tillsyn/A 34809-2024 tillsynsbegäran.docx
+++ b/tillsyn/A 34809-2024 tillsynsbegäran.docx
@@ -333,7 +333,7 @@
     <w:r>
       <w:tab/>
       <w:tab/>
-      <w:t>2026-10-26</w:t>
+      <w:t>2026-10-27</w:t>
       <w:br/>
       <w:br/>
     </w:r>

--- a/tillsyn/A 34809-2024 tillsynsbegäran.docx
+++ b/tillsyn/A 34809-2024 tillsynsbegäran.docx
@@ -333,7 +333,7 @@
     <w:r>
       <w:tab/>
       <w:tab/>
-      <w:t>2026-10-27</w:t>
+      <w:t>2026-10-28</w:t>
       <w:br/>
       <w:br/>
     </w:r>

--- a/tillsyn/A 34809-2024 tillsynsbegäran.docx
+++ b/tillsyn/A 34809-2024 tillsynsbegäran.docx
@@ -333,7 +333,7 @@
     <w:r>
       <w:tab/>
       <w:tab/>
-      <w:t>2026-10-28</w:t>
+      <w:t>2026-10-29</w:t>
       <w:br/>
       <w:br/>
     </w:r>

--- a/tillsyn/A 34809-2024 tillsynsbegäran.docx
+++ b/tillsyn/A 34809-2024 tillsynsbegäran.docx
@@ -333,7 +333,7 @@
     <w:r>
       <w:tab/>
       <w:tab/>
-      <w:t>2026-10-29</w:t>
+      <w:t>2026-10-31</w:t>
       <w:br/>
       <w:br/>
     </w:r>
